--- a/output/IS-012資訊安全事件管理程序.docx
+++ b/output/IS-012資訊安全事件管理程序.docx
@@ -77,7 +77,7 @@
         </w:rPr>
       </w:pPr>
       <w:r>
-        <w:t xml:space="preserve">新世紀虛擬科技股份有限公司</w:t>
+        <w:t xml:space="preserve">E2E測試科技股份有限公司</w:t>
       </w:r>
     </w:p>
     <w:p>
@@ -369,7 +369,7 @@
         </w:sectPr>
       </w:pPr>
       <w:r>
-        <w:t xml:space="preserve">發行日期：2026/05/20</w:t>
+        <w:t xml:space="preserve">發行日期：2026/03/06</w:t>
       </w:r>
     </w:p>
     <w:tbl>
@@ -606,7 +606,7 @@
               </w:rPr>
             </w:pPr>
             <w:r>
-              <w:t xml:space="preserve">2026/05/20</w:t>
+              <w:t xml:space="preserve">2026/03/06</w:t>
             </w:r>
           </w:p>
         </w:tc>
@@ -2557,7 +2557,7 @@
         </w:numPr>
       </w:pPr>
       <w:r>
-        <w:t xml:space="preserve">建立新世紀虛擬科技股份有限公司（以下簡稱本公司）資訊安全事件處理程序，以便降低或消除資訊安全事件所可能帶來的衝擊與傷害，強化資訊安全事故處理能力，並從中吸取經驗，據以防範未來可能發生的資訊安全事件。</w:t>
+        <w:t xml:space="preserve">建立E2E測試科技股份有限公司（以下簡稱本公司）資訊安全事件處理程序，以便降低或消除資訊安全事件所可能帶來的衝擊與傷害，強化資訊安全事故處理能力，並從中吸取經驗，據以防範未來可能發生的資訊安全事件。</w:t>
       </w:r>
     </w:p>
     <w:p>

--- a/output/IS-012資訊安全事件管理程序.docx
+++ b/output/IS-012資訊安全事件管理程序.docx
@@ -77,6 +77,10 @@
         </w:rPr>
       </w:pPr>
       <w:r>
+        <w:rPr>
+          <w:b/>
+          <w:sz w:val="48"/>
+        </w:rPr>
         <w:t xml:space="preserve">E2E測試科技股份有限公司</w:t>
       </w:r>
     </w:p>
@@ -2733,64 +2737,7 @@
         </w:rPr>
       </w:pPr>
       <w:r>
-        <w:rPr>
-          <w:color w:val="000000"/>
-          <w:szCs w:val="28"/>
-        </w:rPr>
-        <w:t>發現疑似資訊安全異常</w:t>
-      </w:r>
-      <w:r>
-        <w:rPr>
-          <w:rFonts w:hint="eastAsia"/>
-          <w:color w:val="000000"/>
-          <w:szCs w:val="28"/>
-        </w:rPr>
-        <w:t>事件或</w:t>
-      </w:r>
-      <w:r>
-        <w:rPr>
-          <w:color w:val="000000"/>
-          <w:szCs w:val="28"/>
-        </w:rPr>
-        <w:t>事故</w:t>
-      </w:r>
-      <w:r>
-        <w:rPr>
-          <w:color w:val="000000"/>
-          <w:szCs w:val="28"/>
-        </w:rPr>
-        <w:t>時，</w:t>
-      </w:r>
-      <w:r>
-        <w:rPr>
-          <w:rFonts w:hint="eastAsia"/>
-          <w:color w:val="000000"/>
-          <w:szCs w:val="28"/>
-        </w:rPr>
-        <w:t>本公司</w:t>
-      </w:r>
-      <w:r>
-        <w:rPr>
-          <w:rFonts w:hint="eastAsia"/>
-          <w:color w:val="000000"/>
-          <w:szCs w:val="28"/>
-        </w:rPr>
-        <w:t>同仁</w:t>
-      </w:r>
-      <w:r>
-        <w:rPr>
-          <w:rFonts w:hint="eastAsia"/>
-          <w:color w:val="000000"/>
-          <w:szCs w:val="28"/>
-        </w:rPr>
-        <w:t>與委外人員</w:t>
-      </w:r>
-      <w:r>
-        <w:rPr>
-          <w:color w:val="000000"/>
-          <w:szCs w:val="28"/>
-        </w:rPr>
-        <w:t>皆負有即時通報之責任。</w:t>
+        <w:t xml:space="preserve">發現疑似資訊安全異常事件或事故時，本公司同仁與委外人員皆負有於發現後 1 小時內即時通報之責任。</w:t>
       </w:r>
     </w:p>
     <w:p>
